--- a/docs/planejamento/Plano_Equipe_SPGER0046.docx
+++ b/docs/planejamento/Plano_Equipe_SPGER0046.docx
@@ -23,7 +23,7 @@
         <w:rPr>
           <w:b w:val="0"/>
         </w:rPr>
-        <w:t>Conferência em 18 de outubro de 2026</w:t>
+        <w:t xml:space="preserve">PPGER UFPB</w:t>
       </w:r>
     </w:p>
     <w:p>
@@ -31,7 +31,7 @@
         <w:rPr>
           <w:b/>
         </w:rPr>
-        <w:t>Podemos começar com o material disponível. A proposta é usar uma cadeia comum de dados e modelos, com quatro frentes de redação. Drive para biblioteca e escrita compartilhada; GitHub para código, versões e resultados selecionados.</w:t>
+        <w:t xml:space="preserve">O capítulo utiliza o estudo PVDAQ 2107 e uma cadeia comum de dados e modelos, organizada em quatro seções. O GitHub reúne redação, código, documentos e resultados; o Drive dá acesso às referências bibliográficas.</w:t>
       </w:r>
     </w:p>
     <w:p>
@@ -713,7 +713,7 @@
         <w:rPr>
           <w:b w:val="0"/>
         </w:rPr>
-        <w:t>Há 160 cópias distribuídas entre as quatro seções. As 28 pastas foram conferidas: nenhum arquivo esperado ausente e nenhum extra. A contagem exclui os PDFs retirados, dados e saídas do pipeline. Os nove livros incluem edições diferentes; contamos documentos catalogados.</w:t>
+        <w:t xml:space="preserve">O acervo reúne 91 documentos em 160 cópias, distribuídas nas 28 pastas das quatro seções. Os nove livros incluem edições diferentes. A contagem exclui materiais parciais, dados e saídas do cálculo.</w:t>
       </w:r>
     </w:p>
     <w:p>
@@ -721,7 +721,7 @@
         <w:rPr>
           <w:b w:val="0"/>
         </w:rPr>
-        <w:t>Os dois PDFs retirados não estão na lixeira. Os originais e sete cópias permanecem na pasta separada abaixo, na raiz do Drive. São Kalogirou 2009 sem folhas iniciais e Luque e Hegedus 2011 parcial.</w:t>
+        <w:t xml:space="preserve">A090 é Kalogirou (2009), sem folhas iniciais; A091 é um trecho de Luque e Hegedus (2011). Os dois originais e sete cópias estão na pasta de materiais parciais e outras edições, fora do acervo ativo.</w:t>
       </w:r>
     </w:p>
     <w:p>
@@ -745,7 +745,7 @@
         <w:pStyle w:val="Heading1"/>
       </w:pPr>
       <w:r>
-        <w:t>Dados e resultados que já existem</w:t>
+        <w:t xml:space="preserve">Dados e resultados do estudo</w:t>
       </w:r>
     </w:p>
     <w:p>
@@ -1211,7 +1211,7 @@
         <w:rPr>
           <w:b w:val="0"/>
         </w:rPr>
-        <w:t>As 25 células de código têm execução registrada e não exibem erros nas saídas salvas. Conferimos código, configuração e datas dos brutos; não reexecutamos a simulação nesta tarefa.</w:t>
+        <w:t xml:space="preserve">O notebook contém 25 células de código com execução registrada. O guia REPRODUTIBILIDADE.md descreve a rotina de cálculo e as verificações.</w:t>
       </w:r>
     </w:p>
     <w:p>
@@ -1235,7 +1235,7 @@
         <w:rPr>
           <w:b w:val="0"/>
         </w:rPr>
-        <w:t>Os dados IFES de dezembro de 2024 a julho de 2025 estão em outra pasta e têm pendências documentadas. Eles não geram os gráficos atuais. Recomenda-se mantê-los como alternativa futura.</w:t>
+        <w:t xml:space="preserve">Os dados IFES de dezembro de 2024 a julho de 2025 constituem uma base alternativa, com pendências documentadas. Eles não alimentam o estudo PVDAQ.</w:t>
       </w:r>
     </w:p>
     <w:p>
@@ -1669,7 +1669,7 @@
         <w:rPr>
           <w:b w:val="0"/>
         </w:rPr>
-        <w:t>2 Ambiente: explicar mecanismos e registrar hipóteses térmicas, radiativas e de instalação. G03, G04, G20 e G22.</w:t>
+        <w:t xml:space="preserve">2 Ambiente: explicar mecanismos e registrar hipóteses térmicas, radiativas e de instalação. G03, G20 e G22; o modelo térmico G04 pertence à subseção 3.2.</w:t>
       </w:r>
     </w:p>
     <w:p>
@@ -1677,7 +1677,7 @@
         <w:rPr>
           <w:b w:val="0"/>
         </w:rPr>
-        <w:t>3 Conversão: documentar a cadeia de cálculo comum e a passagem de potência a energia. Curvas G05 a G07 e séries G08 a G10.</w:t>
+        <w:t xml:space="preserve">3 Conversão: documentar a cadeia de cálculo e a integração da potência em energia. G04 a G10 e G23, conforme a distribuição por subseção.</w:t>
       </w:r>
     </w:p>
     <w:p>
@@ -1788,7 +1788,7 @@
                 <w:color w:val="FFFFFF"/>
                 <w:sz w:val="23"/>
               </w:rPr>
-              <w:t>Destino recomendado</w:t>
+              <w:t xml:space="preserve">Local dos materiais</w:t>
             </w:r>
           </w:p>
         </w:tc>
@@ -1826,7 +1826,7 @@
                 <w:color w:val="000000"/>
                 <w:sz w:val="23"/>
               </w:rPr>
-              <w:t>PDFs e dados brutos</w:t>
+              <w:t xml:space="preserve">Referências e dados brutos</w:t>
             </w:r>
           </w:p>
         </w:tc>
@@ -1860,7 +1860,7 @@
                 <w:color w:val="000000"/>
                 <w:sz w:val="23"/>
               </w:rPr>
-              <w:t>Drive nas pastas existentes; GitHub contém listas, links e hashes.</w:t>
+              <w:t xml:space="preserve">Referências bibliográficas no Drive; quatro CSVs brutos e metadados em data/raw no GitHub.</w:t>
             </w:r>
           </w:p>
         </w:tc>
@@ -2004,7 +2004,7 @@
                 <w:color w:val="000000"/>
                 <w:sz w:val="23"/>
               </w:rPr>
-              <w:t>GitHub sem saídas; cópias executadas para consulta no Drive.</w:t>
+              <w:t xml:space="preserve">Notebooks de trabalho e cópias executadas no GitHub; cópias de consulta no Drive.</w:t>
             </w:r>
           </w:p>
         </w:tc>
@@ -2076,7 +2076,7 @@
                 <w:color w:val="000000"/>
                 <w:sz w:val="23"/>
               </w:rPr>
-              <w:t>Selecionar para o capítulo; guardar só as necessárias no GitHub.</w:t>
+              <w:t xml:space="preserve">Arquivos e documentos nas pastas das respectivas seções, com um ID por item.</w:t>
             </w:r>
           </w:p>
         </w:tc>
@@ -2148,7 +2148,7 @@
                 <w:color w:val="000000"/>
                 <w:sz w:val="23"/>
               </w:rPr>
-              <w:t>Drive conserva os temas claro e escuro em PDF/PNG.</w:t>
+              <w:t xml:space="preserve">Temas claro e escuro em PDF/PNG, no GitHub e no Drive.</w:t>
             </w:r>
           </w:p>
         </w:tc>
@@ -2220,7 +2220,7 @@
                 <w:color w:val="000000"/>
                 <w:sz w:val="23"/>
               </w:rPr>
-              <w:t>Documento compartilhado oficial no Drive, se a equipe aceitar; GitHub conserva versões consolidadas.</w:t>
+              <w:t xml:space="preserve">Arquivo texto.md de cada seção no GitHub, com revisão pela equipe.</w:t>
             </w:r>
           </w:p>
         </w:tc>
@@ -2244,7 +2244,7 @@
         <w:rPr>
           <w:b w:val="0"/>
         </w:rPr>
-        <w:t>O pacote preparado reaproveita o código v1.2.2 e acrescenta as quatro pastas de trabalho, inventário atual, índice de 30 figuras, seis prévias e modelos de tarefa e revisão. Código científico e configurações foram preservados.</w:t>
+        <w:t xml:space="preserve">O repositório reúne código, configuração, dados brutos e preparados, resultados, documentos técnicos, referências, 30 ilustrações e modelos de tarefa e revisão.</w:t>
       </w:r>
     </w:p>
     <w:p>
@@ -2260,7 +2260,7 @@
         <w:rPr>
           <w:b w:val="0"/>
         </w:rPr>
-        <w:t>A conexão GitHub reconheceu a conta samuelasroma-byte, mas não retornou repositórios acessíveis. Isso não comprova inexistência. Nenhum repositório foi criado, alterado ou publicado nesta tarefa.</w:t>
+        <w:t xml:space="preserve">Repositório da equipe: github.com/samuelasroma-byte/SPGER0046_Energias_Renovaveis.</w:t>
       </w:r>
     </w:p>
     <w:p>
@@ -2268,7 +2268,7 @@
         <w:rPr>
           <w:b w:val="0"/>
         </w:rPr>
-        <w:t>A equipe deve confirmar o repositório autorizado e a fonte oficial do texto. Evitar duas versões editáveis concorrentes do capítulo.</w:t>
+        <w:t xml:space="preserve">A redação é desenvolvida nos arquivos texto.md, com uma versão principal comum às quatro seções.</w:t>
       </w:r>
     </w:p>
     <w:p>
@@ -2289,7 +2289,7 @@
         <w:rPr>
           <w:b w:val="0"/>
         </w:rPr>
-        <w:t>O cronograma abaixo já consta da proposta do grupo. A organização por pastas e as recomendações de operação ainda precisam ser discutidas pela equipe.</w:t>
+        <w:t xml:space="preserve">O cronograma segue a proposta oficial. A equipe define a distribuição interna das subseções e acompanha as entregas.</w:t>
       </w:r>
     </w:p>
     <w:tbl>
@@ -2827,7 +2827,7 @@
         <w:rPr>
           <w:b w:val="0"/>
         </w:rPr>
-        <w:t>Confirmar o caso PVDAQ e o trimestre de 2024; dividir as subseções dentro das duplas; escolher as primeiras leituras e as figuras centrais; definir documento oficial, integrador e revisores; verificar acesso às pastas e ao repositório.</w:t>
+        <w:t xml:space="preserve">Distribuir as subseções entre as duplas, selecionar leituras e figuras centrais, definir integrador e revisores e verificar o acesso aos materiais.</w:t>
       </w:r>
     </w:p>
     <w:p>
@@ -2851,7 +2851,7 @@
         <w:rPr>
           <w:b w:val="0"/>
         </w:rPr>
-        <w:t>A norma IEC 61724-1:2021 permanece ausente. Podemos escrever com as fontes disponíveis, sem alegar conformidade com requisitos não examinados. Os relatórios de apoio não substituem a norma.</w:t>
+        <w:t xml:space="preserve">A norma IEC 61724-1:2021 está pendente. A redação utiliza as fontes disponíveis; a alegação de conformidade depende do exame dos requisitos da norma. Os relatórios de apoio têm finalidade técnica distinta.</w:t>
       </w:r>
     </w:p>
     <w:p>
@@ -2881,7 +2881,7 @@
         <w:rPr>
           <w:b w:val="0"/>
         </w:rPr>
-        <w:t>O plano completo em HTML/Markdown contém explicações dos gráficos, fontes, limites e a estrutura detalhada do pacote.</w:t>
+        <w:t xml:space="preserve">O plano em Markdown apresenta os gráficos, fontes, limites e a estrutura dos materiais.</w:t>
       </w:r>
     </w:p>
     <w:sectPr>
